--- a/src/lib/services/Matriz/plantilla_matriz_comunicacion.docx
+++ b/src/lib/services/Matriz/plantilla_matriz_comunicacion.docx
@@ -5905,7 +5905,7 @@
 <w:hdr xmlns:wpc="http://schemas.microsoft.com/office/word/2010/wordprocessingCanvas" xmlns:cx="http://schemas.microsoft.com/office/drawing/2014/chartex" xmlns:mc="http://schemas.openxmlformats.org/markup-compatibility/2006" xmlns:o="urn:schemas-microsoft-com:office:office" xmlns:r="http://schemas.openxmlformats.org/officeDocument/2006/relationships" xmlns:m="http://schemas.openxmlformats.org/officeDocument/2006/math" xmlns:v="urn:schemas-microsoft-com:vml" xmlns:wp14="http://schemas.microsoft.com/office/word/2010/wordprocessingDrawing" xmlns:wp="http://schemas.openxmlformats.org/drawingml/2006/wordprocessingDrawing" xmlns:w10="urn:schemas-microsoft-com:office:word" xmlns:w="http://schemas.openxmlformats.org/wordprocessingml/2006/main" xmlns:w14="http://schemas.microsoft.com/office/word/2010/wordml" xmlns:w15="http://schemas.microsoft.com/office/word/2012/wordml" xmlns:w16se="http://schemas.microsoft.com/office/word/2015/wordml/symex" xmlns:wpg="http://schemas.microsoft.com/office/word/2010/wordprocessingGroup" xmlns:wpi="http://schemas.microsoft.com/office/word/2010/wordprocessingInk" xmlns:wne="http://schemas.microsoft.com/office/word/2006/wordml" xmlns:wps="http://schemas.microsoft.com/office/word/2010/wordprocessingShape" mc:Ignorable="w14 w15 w16se wp14">
   <w:tbl>
     <w:tblPr>
-      <w:tblW w:w="9712" w:type="dxa"/>
+      <w:tblW w:w="5000" w:type="pct"/>
       <w:tblInd w:w="-10" w:type="dxa"/>
       <w:tblBorders>
         <w:top w:val="single" w:sz="8" w:space="0" w:color="auto"/>
